--- a/docs/common_code/04_filter_select/filter_select.docx
+++ b/docs/common_code/04_filter_select/filter_select.docx
@@ -31,7 +31,7 @@
         <w:pStyle w:val="Date"/>
       </w:pPr>
       <w:r>
-        <w:t xml:space="preserve">2026-07-02</w:t>
+        <w:t xml:space="preserve">2026-07-03</w:t>
       </w:r>
     </w:p>
     <w:bookmarkStart w:id="11" w:name="subsetting-data-with-dplyr"/>

--- a/docs/common_code/04_filter_select/filter_select.docx
+++ b/docs/common_code/04_filter_select/filter_select.docx
@@ -31,7 +31,7 @@
         <w:pStyle w:val="Date"/>
       </w:pPr>
       <w:r>
-        <w:t xml:space="preserve">2026-07-03</w:t>
+        <w:t xml:space="preserve">2026-07-04</w:t>
       </w:r>
     </w:p>
     <w:bookmarkStart w:id="11" w:name="subsetting-data-with-dplyr"/>

--- a/docs/common_code/04_filter_select/filter_select.docx
+++ b/docs/common_code/04_filter_select/filter_select.docx
@@ -31,7 +31,7 @@
         <w:pStyle w:val="Date"/>
       </w:pPr>
       <w:r>
-        <w:t xml:space="preserve">2026-07-04</w:t>
+        <w:t xml:space="preserve">2026-07-05</w:t>
       </w:r>
     </w:p>
     <w:bookmarkStart w:id="11" w:name="subsetting-data-with-dplyr"/>

--- a/docs/common_code/04_filter_select/filter_select.docx
+++ b/docs/common_code/04_filter_select/filter_select.docx
@@ -31,7 +31,7 @@
         <w:pStyle w:val="Date"/>
       </w:pPr>
       <w:r>
-        <w:t xml:space="preserve">2026-07-05</w:t>
+        <w:t xml:space="preserve">2026-08-27</w:t>
       </w:r>
     </w:p>
     <w:bookmarkStart w:id="11" w:name="subsetting-data-with-dplyr"/>
@@ -5757,6 +5757,12 @@
         <w:pStyle w:val="FirstParagraph"/>
       </w:pPr>
       <w:r>
+        <w:t xml:space="preserve">Use</w:t>
+      </w:r>
+      <w:r>
+        <w:t xml:space="preserve"> </w:t>
+      </w:r>
+      <w:r>
         <w:rPr>
           <w:rStyle w:val="VerbatimChar"/>
         </w:rPr>
@@ -5766,13 +5772,13 @@
         <w:t xml:space="preserve"> </w:t>
       </w:r>
       <w:r>
-        <w:t xml:space="preserve">is the fastest way to check that your grouping variables have the</w:t>
-      </w:r>
-      <w:r>
-        <w:t xml:space="preserve"> </w:t>
-      </w:r>
-      <w:r>
-        <w:t xml:space="preserve">right levels and no unexpected extras:</w:t>
+        <w:t xml:space="preserve">to check that your grouping variables have the right levels</w:t>
+      </w:r>
+      <w:r>
+        <w:t xml:space="preserve"> </w:t>
+      </w:r>
+      <w:r>
+        <w:t xml:space="preserve">and no unexpected extras:</w:t>
       </w:r>
     </w:p>
     <w:p>

--- a/docs/common_code/04_filter_select/filter_select.docx
+++ b/docs/common_code/04_filter_select/filter_select.docx
@@ -31,7 +31,7 @@
         <w:pStyle w:val="Date"/>
       </w:pPr>
       <w:r>
-        <w:t xml:space="preserve">2026-08-27</w:t>
+        <w:t xml:space="preserve">2026-09-01</w:t>
       </w:r>
     </w:p>
     <w:bookmarkStart w:id="11" w:name="subsetting-data-with-dplyr"/>

--- a/docs/common_code/04_filter_select/filter_select.docx
+++ b/docs/common_code/04_filter_select/filter_select.docx
@@ -31,7 +31,7 @@
         <w:pStyle w:val="Date"/>
       </w:pPr>
       <w:r>
-        <w:t xml:space="preserve">2026-09-01</w:t>
+        <w:t xml:space="preserve">2026-09-03</w:t>
       </w:r>
     </w:p>
     <w:bookmarkStart w:id="11" w:name="subsetting-data-with-dplyr"/>

--- a/docs/common_code/04_filter_select/filter_select.docx
+++ b/docs/common_code/04_filter_select/filter_select.docx
@@ -8107,8 +8107,8 @@
       <w:rFonts w:asciiTheme="majorHAnsi" w:cstheme="majorBidi" w:eastAsiaTheme="majorEastAsia" w:hAnsiTheme="majorHAnsi"/>
       <w:spacing w:val="-10"/>
       <w:kern w:val="28"/>
-      <w:sz w:val="56"/>
-      <w:szCs w:val="56"/>
+      <w:sz w:val="40"/>
+      <w:szCs w:val="40"/>
     </w:rPr>
   </w:style>
   <w:style w:customStyle="1" w:styleId="TitleChar" w:type="character">
@@ -8121,8 +8121,8 @@
       <w:rFonts w:asciiTheme="majorHAnsi" w:cstheme="majorBidi" w:eastAsiaTheme="majorEastAsia" w:hAnsiTheme="majorHAnsi"/>
       <w:spacing w:val="-10"/>
       <w:kern w:val="28"/>
-      <w:sz w:val="56"/>
-      <w:szCs w:val="56"/>
+      <w:sz w:val="40"/>
+      <w:szCs w:val="40"/>
     </w:rPr>
   </w:style>
   <w:style w:styleId="Subtitle" w:type="paragraph">

--- a/docs/common_code/04_filter_select/filter_select.docx
+++ b/docs/common_code/04_filter_select/filter_select.docx
@@ -31,7 +31,7 @@
         <w:pStyle w:val="Date"/>
       </w:pPr>
       <w:r>
-        <w:t xml:space="preserve">2026-09-03</w:t>
+        <w:t xml:space="preserve">2026-09-04</w:t>
       </w:r>
     </w:p>
     <w:bookmarkStart w:id="11" w:name="subsetting-data-with-dplyr"/>
